--- a/doc/RELATORIO.docx
+++ b/doc/RELATORIO.docx
@@ -1005,14 +1005,7 @@
           <w:b/>
           <w:bCs/>
         </w:rPr>
-        <w:t>P</w:t>
-      </w:r>
-      <w:r>
-        <w:rPr>
-          <w:b/>
-          <w:bCs/>
-        </w:rPr>
-        <w:t>OST “/wishlist”</w:t>
+        <w:t>POST “/wishlist”</w:t>
       </w:r>
     </w:p>
     <w:p>
@@ -1721,6 +1714,7 @@
         </w:tabs>
         <w:ind w:left="1080" w:hanging="360"/>
       </w:pPr>
+      <w:rPr/>
     </w:lvl>
     <w:lvl w:ilvl="2">
       <w:start w:val="1"/>
@@ -1733,6 +1727,7 @@
         </w:tabs>
         <w:ind w:left="1440" w:hanging="360"/>
       </w:pPr>
+      <w:rPr/>
     </w:lvl>
     <w:lvl w:ilvl="3">
       <w:start w:val="1"/>
@@ -1745,6 +1740,7 @@
         </w:tabs>
         <w:ind w:left="1800" w:hanging="360"/>
       </w:pPr>
+      <w:rPr/>
     </w:lvl>
     <w:lvl w:ilvl="4">
       <w:start w:val="1"/>
@@ -1757,6 +1753,7 @@
         </w:tabs>
         <w:ind w:left="2160" w:hanging="360"/>
       </w:pPr>
+      <w:rPr/>
     </w:lvl>
     <w:lvl w:ilvl="5">
       <w:start w:val="1"/>
@@ -1769,6 +1766,7 @@
         </w:tabs>
         <w:ind w:left="2520" w:hanging="360"/>
       </w:pPr>
+      <w:rPr/>
     </w:lvl>
     <w:lvl w:ilvl="6">
       <w:start w:val="1"/>
@@ -1781,6 +1779,7 @@
         </w:tabs>
         <w:ind w:left="2880" w:hanging="360"/>
       </w:pPr>
+      <w:rPr/>
     </w:lvl>
     <w:lvl w:ilvl="7">
       <w:start w:val="1"/>
@@ -1793,6 +1792,7 @@
         </w:tabs>
         <w:ind w:left="3240" w:hanging="360"/>
       </w:pPr>
+      <w:rPr/>
     </w:lvl>
     <w:lvl w:ilvl="8">
       <w:start w:val="1"/>
@@ -1805,6 +1805,7 @@
         </w:tabs>
         <w:ind w:left="3600" w:hanging="360"/>
       </w:pPr>
+      <w:rPr/>
     </w:lvl>
   </w:abstractNum>
   <w:abstractNum w:abstractNumId="2">
@@ -1834,6 +1835,7 @@
         </w:tabs>
         <w:ind w:left="1080" w:hanging="360"/>
       </w:pPr>
+      <w:rPr/>
     </w:lvl>
     <w:lvl w:ilvl="2">
       <w:start w:val="1"/>
@@ -1846,6 +1848,7 @@
         </w:tabs>
         <w:ind w:left="1440" w:hanging="360"/>
       </w:pPr>
+      <w:rPr/>
     </w:lvl>
     <w:lvl w:ilvl="3">
       <w:start w:val="1"/>
@@ -1858,6 +1861,7 @@
         </w:tabs>
         <w:ind w:left="1800" w:hanging="360"/>
       </w:pPr>
+      <w:rPr/>
     </w:lvl>
     <w:lvl w:ilvl="4">
       <w:start w:val="1"/>
@@ -1870,6 +1874,7 @@
         </w:tabs>
         <w:ind w:left="2160" w:hanging="360"/>
       </w:pPr>
+      <w:rPr/>
     </w:lvl>
     <w:lvl w:ilvl="5">
       <w:start w:val="1"/>
@@ -1882,6 +1887,7 @@
         </w:tabs>
         <w:ind w:left="2520" w:hanging="360"/>
       </w:pPr>
+      <w:rPr/>
     </w:lvl>
     <w:lvl w:ilvl="6">
       <w:start w:val="1"/>
@@ -1894,6 +1900,7 @@
         </w:tabs>
         <w:ind w:left="2880" w:hanging="360"/>
       </w:pPr>
+      <w:rPr/>
     </w:lvl>
     <w:lvl w:ilvl="7">
       <w:start w:val="1"/>
@@ -1906,6 +1913,7 @@
         </w:tabs>
         <w:ind w:left="3240" w:hanging="360"/>
       </w:pPr>
+      <w:rPr/>
     </w:lvl>
     <w:lvl w:ilvl="8">
       <w:start w:val="1"/>
@@ -1918,6 +1926,7 @@
         </w:tabs>
         <w:ind w:left="3600" w:hanging="360"/>
       </w:pPr>
+      <w:rPr/>
     </w:lvl>
   </w:abstractNum>
   <w:abstractNum w:abstractNumId="3">
@@ -1947,6 +1956,7 @@
         </w:tabs>
         <w:ind w:left="1080" w:hanging="360"/>
       </w:pPr>
+      <w:rPr/>
     </w:lvl>
     <w:lvl w:ilvl="2">
       <w:start w:val="1"/>
@@ -1959,6 +1969,7 @@
         </w:tabs>
         <w:ind w:left="1440" w:hanging="360"/>
       </w:pPr>
+      <w:rPr/>
     </w:lvl>
     <w:lvl w:ilvl="3">
       <w:start w:val="1"/>
@@ -1971,6 +1982,7 @@
         </w:tabs>
         <w:ind w:left="1800" w:hanging="360"/>
       </w:pPr>
+      <w:rPr/>
     </w:lvl>
     <w:lvl w:ilvl="4">
       <w:start w:val="1"/>
@@ -1983,6 +1995,7 @@
         </w:tabs>
         <w:ind w:left="2160" w:hanging="360"/>
       </w:pPr>
+      <w:rPr/>
     </w:lvl>
     <w:lvl w:ilvl="5">
       <w:start w:val="1"/>
@@ -1995,6 +2008,7 @@
         </w:tabs>
         <w:ind w:left="2520" w:hanging="360"/>
       </w:pPr>
+      <w:rPr/>
     </w:lvl>
     <w:lvl w:ilvl="6">
       <w:start w:val="1"/>
@@ -2007,6 +2021,7 @@
         </w:tabs>
         <w:ind w:left="2880" w:hanging="360"/>
       </w:pPr>
+      <w:rPr/>
     </w:lvl>
     <w:lvl w:ilvl="7">
       <w:start w:val="1"/>
@@ -2019,6 +2034,7 @@
         </w:tabs>
         <w:ind w:left="3240" w:hanging="360"/>
       </w:pPr>
+      <w:rPr/>
     </w:lvl>
     <w:lvl w:ilvl="8">
       <w:start w:val="1"/>
@@ -2031,6 +2047,7 @@
         </w:tabs>
         <w:ind w:left="3600" w:hanging="360"/>
       </w:pPr>
+      <w:rPr/>
     </w:lvl>
   </w:abstractNum>
   <w:abstractNum w:abstractNumId="4">
@@ -2058,6 +2075,7 @@
         </w:tabs>
         <w:ind w:left="1080" w:hanging="360"/>
       </w:pPr>
+      <w:rPr/>
     </w:lvl>
     <w:lvl w:ilvl="2">
       <w:start w:val="1"/>
@@ -2070,6 +2088,7 @@
         </w:tabs>
         <w:ind w:left="1440" w:hanging="360"/>
       </w:pPr>
+      <w:rPr/>
     </w:lvl>
     <w:lvl w:ilvl="3">
       <w:start w:val="1"/>
@@ -2082,6 +2101,7 @@
         </w:tabs>
         <w:ind w:left="1800" w:hanging="360"/>
       </w:pPr>
+      <w:rPr/>
     </w:lvl>
     <w:lvl w:ilvl="4">
       <w:start w:val="1"/>
@@ -2094,6 +2114,7 @@
         </w:tabs>
         <w:ind w:left="2160" w:hanging="360"/>
       </w:pPr>
+      <w:rPr/>
     </w:lvl>
     <w:lvl w:ilvl="5">
       <w:start w:val="1"/>
@@ -2106,6 +2127,7 @@
         </w:tabs>
         <w:ind w:left="2520" w:hanging="360"/>
       </w:pPr>
+      <w:rPr/>
     </w:lvl>
     <w:lvl w:ilvl="6">
       <w:start w:val="1"/>
@@ -2118,6 +2140,7 @@
         </w:tabs>
         <w:ind w:left="2880" w:hanging="360"/>
       </w:pPr>
+      <w:rPr/>
     </w:lvl>
     <w:lvl w:ilvl="7">
       <w:start w:val="1"/>
@@ -2130,6 +2153,7 @@
         </w:tabs>
         <w:ind w:left="3240" w:hanging="360"/>
       </w:pPr>
+      <w:rPr/>
     </w:lvl>
     <w:lvl w:ilvl="8">
       <w:start w:val="1"/>
@@ -2142,6 +2166,7 @@
         </w:tabs>
         <w:ind w:left="3600" w:hanging="360"/>
       </w:pPr>
+      <w:rPr/>
     </w:lvl>
   </w:abstractNum>
   <w:abstractNum w:abstractNumId="5">
@@ -2169,6 +2194,7 @@
         </w:tabs>
         <w:ind w:left="1080" w:hanging="360"/>
       </w:pPr>
+      <w:rPr/>
     </w:lvl>
     <w:lvl w:ilvl="2">
       <w:start w:val="1"/>
@@ -2181,6 +2207,7 @@
         </w:tabs>
         <w:ind w:left="1440" w:hanging="360"/>
       </w:pPr>
+      <w:rPr/>
     </w:lvl>
     <w:lvl w:ilvl="3">
       <w:start w:val="1"/>
@@ -2193,6 +2220,7 @@
         </w:tabs>
         <w:ind w:left="1800" w:hanging="360"/>
       </w:pPr>
+      <w:rPr/>
     </w:lvl>
     <w:lvl w:ilvl="4">
       <w:start w:val="1"/>
@@ -2205,6 +2233,7 @@
         </w:tabs>
         <w:ind w:left="2160" w:hanging="360"/>
       </w:pPr>
+      <w:rPr/>
     </w:lvl>
     <w:lvl w:ilvl="5">
       <w:start w:val="1"/>
@@ -2217,6 +2246,7 @@
         </w:tabs>
         <w:ind w:left="2520" w:hanging="360"/>
       </w:pPr>
+      <w:rPr/>
     </w:lvl>
     <w:lvl w:ilvl="6">
       <w:start w:val="1"/>
@@ -2229,6 +2259,7 @@
         </w:tabs>
         <w:ind w:left="2880" w:hanging="360"/>
       </w:pPr>
+      <w:rPr/>
     </w:lvl>
     <w:lvl w:ilvl="7">
       <w:start w:val="1"/>
@@ -2241,6 +2272,7 @@
         </w:tabs>
         <w:ind w:left="3240" w:hanging="360"/>
       </w:pPr>
+      <w:rPr/>
     </w:lvl>
     <w:lvl w:ilvl="8">
       <w:start w:val="1"/>
@@ -2253,6 +2285,7 @@
         </w:tabs>
         <w:ind w:left="3600" w:hanging="360"/>
       </w:pPr>
+      <w:rPr/>
     </w:lvl>
   </w:abstractNum>
   <w:abstractNum w:abstractNumId="6">
@@ -2280,6 +2313,7 @@
         </w:tabs>
         <w:ind w:left="1080" w:hanging="360"/>
       </w:pPr>
+      <w:rPr/>
     </w:lvl>
     <w:lvl w:ilvl="2">
       <w:start w:val="1"/>
@@ -2292,6 +2326,7 @@
         </w:tabs>
         <w:ind w:left="1440" w:hanging="360"/>
       </w:pPr>
+      <w:rPr/>
     </w:lvl>
     <w:lvl w:ilvl="3">
       <w:start w:val="1"/>
@@ -2304,6 +2339,7 @@
         </w:tabs>
         <w:ind w:left="1800" w:hanging="360"/>
       </w:pPr>
+      <w:rPr/>
     </w:lvl>
     <w:lvl w:ilvl="4">
       <w:start w:val="1"/>
@@ -2316,6 +2352,7 @@
         </w:tabs>
         <w:ind w:left="2160" w:hanging="360"/>
       </w:pPr>
+      <w:rPr/>
     </w:lvl>
     <w:lvl w:ilvl="5">
       <w:start w:val="1"/>
@@ -2328,6 +2365,7 @@
         </w:tabs>
         <w:ind w:left="2520" w:hanging="360"/>
       </w:pPr>
+      <w:rPr/>
     </w:lvl>
     <w:lvl w:ilvl="6">
       <w:start w:val="1"/>
@@ -2340,6 +2378,7 @@
         </w:tabs>
         <w:ind w:left="2880" w:hanging="360"/>
       </w:pPr>
+      <w:rPr/>
     </w:lvl>
     <w:lvl w:ilvl="7">
       <w:start w:val="1"/>
@@ -2352,6 +2391,7 @@
         </w:tabs>
         <w:ind w:left="3240" w:hanging="360"/>
       </w:pPr>
+      <w:rPr/>
     </w:lvl>
     <w:lvl w:ilvl="8">
       <w:start w:val="1"/>
@@ -2364,6 +2404,7 @@
         </w:tabs>
         <w:ind w:left="3600" w:hanging="360"/>
       </w:pPr>
+      <w:rPr/>
     </w:lvl>
   </w:abstractNum>
   <w:abstractNum w:abstractNumId="7">
@@ -2514,7 +2555,7 @@
   <w:docDefaults>
     <w:rPrDefault>
       <w:rPr>
-        <w:rFonts w:ascii="Cambria" w:hAnsi="Cambria" w:eastAsia="ＭＳ 明朝" w:cs="" w:asciiTheme="minorHAnsi" w:cstheme="minorBidi" w:eastAsiaTheme="minorEastAsia" w:hAnsiTheme="minorHAnsi"/>
+        <w:rFonts w:ascii="Cambria" w:hAnsi="Cambria" w:eastAsia="" w:cs="" w:asciiTheme="minorHAnsi" w:cstheme="minorBidi" w:eastAsiaTheme="minorEastAsia" w:hAnsiTheme="minorHAnsi"/>
         <w:sz w:val="22"/>
         <w:szCs w:val="22"/>
         <w:lang w:val="en-US" w:eastAsia="en-US" w:bidi="ar-SA"/>
@@ -2671,12 +2712,13 @@
     <w:rsid w:val="00fc693f"/>
     <w:pPr>
       <w:widowControl/>
+      <w:suppressAutoHyphens w:val="true"/>
       <w:bidi w:val="0"/>
       <w:spacing w:lineRule="auto" w:line="276" w:before="0" w:after="200"/>
       <w:jc w:val="left"/>
     </w:pPr>
     <w:rPr>
-      <w:rFonts w:ascii="Cambria" w:hAnsi="Cambria" w:eastAsia="ＭＳ 明朝" w:cs="" w:asciiTheme="minorHAnsi" w:cstheme="minorBidi" w:eastAsiaTheme="minorEastAsia" w:hAnsiTheme="minorHAnsi"/>
+      <w:rFonts w:ascii="Cambria" w:hAnsi="Cambria" w:eastAsia="" w:cs="" w:asciiTheme="minorHAnsi" w:cstheme="minorBidi" w:eastAsiaTheme="minorEastAsia" w:hAnsiTheme="minorHAnsi"/>
       <w:color w:val="auto"/>
       <w:kern w:val="0"/>
       <w:sz w:val="22"/>
@@ -2699,7 +2741,7 @@
       <w:outlineLvl w:val="0"/>
     </w:pPr>
     <w:rPr>
-      <w:rFonts w:ascii="Calibri" w:hAnsi="Calibri" w:eastAsia="ＭＳ ゴシック" w:cs="" w:asciiTheme="majorHAnsi" w:cstheme="majorBidi" w:eastAsiaTheme="majorEastAsia" w:hAnsiTheme="majorHAnsi"/>
+      <w:rFonts w:ascii="Calibri" w:hAnsi="Calibri" w:eastAsia="" w:cs="" w:asciiTheme="majorHAnsi" w:cstheme="majorBidi" w:eastAsiaTheme="majorEastAsia" w:hAnsiTheme="majorHAnsi"/>
       <w:b/>
       <w:bCs/>
       <w:color w:themeColor="accent1" w:themeShade="bf" w:val="365F91"/>
@@ -2723,7 +2765,7 @@
       <w:outlineLvl w:val="1"/>
     </w:pPr>
     <w:rPr>
-      <w:rFonts w:ascii="Calibri" w:hAnsi="Calibri" w:eastAsia="ＭＳ ゴシック" w:cs="" w:asciiTheme="majorHAnsi" w:cstheme="majorBidi" w:eastAsiaTheme="majorEastAsia" w:hAnsiTheme="majorHAnsi"/>
+      <w:rFonts w:ascii="Calibri" w:hAnsi="Calibri" w:eastAsia="" w:cs="" w:asciiTheme="majorHAnsi" w:cstheme="majorBidi" w:eastAsiaTheme="majorEastAsia" w:hAnsiTheme="majorHAnsi"/>
       <w:b/>
       <w:bCs/>
       <w:color w:themeColor="accent1" w:val="4F81BD"/>
@@ -2747,7 +2789,7 @@
       <w:outlineLvl w:val="2"/>
     </w:pPr>
     <w:rPr>
-      <w:rFonts w:ascii="Calibri" w:hAnsi="Calibri" w:eastAsia="ＭＳ ゴシック" w:cs="" w:asciiTheme="majorHAnsi" w:cstheme="majorBidi" w:eastAsiaTheme="majorEastAsia" w:hAnsiTheme="majorHAnsi"/>
+      <w:rFonts w:ascii="Calibri" w:hAnsi="Calibri" w:eastAsia="" w:cs="" w:asciiTheme="majorHAnsi" w:cstheme="majorBidi" w:eastAsiaTheme="majorEastAsia" w:hAnsiTheme="majorHAnsi"/>
       <w:b/>
       <w:bCs/>
       <w:color w:themeColor="accent1" w:val="4F81BD"/>
@@ -2770,7 +2812,7 @@
       <w:outlineLvl w:val="3"/>
     </w:pPr>
     <w:rPr>
-      <w:rFonts w:ascii="Calibri" w:hAnsi="Calibri" w:eastAsia="ＭＳ ゴシック" w:cs="" w:asciiTheme="majorHAnsi" w:cstheme="majorBidi" w:eastAsiaTheme="majorEastAsia" w:hAnsiTheme="majorHAnsi"/>
+      <w:rFonts w:ascii="Calibri" w:hAnsi="Calibri" w:eastAsia="" w:cs="" w:asciiTheme="majorHAnsi" w:cstheme="majorBidi" w:eastAsiaTheme="majorEastAsia" w:hAnsiTheme="majorHAnsi"/>
       <w:b/>
       <w:bCs/>
       <w:i/>
@@ -2795,7 +2837,7 @@
       <w:outlineLvl w:val="4"/>
     </w:pPr>
     <w:rPr>
-      <w:rFonts w:ascii="Calibri" w:hAnsi="Calibri" w:eastAsia="ＭＳ ゴシック" w:cs="" w:asciiTheme="majorHAnsi" w:cstheme="majorBidi" w:eastAsiaTheme="majorEastAsia" w:hAnsiTheme="majorHAnsi"/>
+      <w:rFonts w:ascii="Calibri" w:hAnsi="Calibri" w:eastAsia="" w:cs="" w:asciiTheme="majorHAnsi" w:cstheme="majorBidi" w:eastAsiaTheme="majorEastAsia" w:hAnsiTheme="majorHAnsi"/>
       <w:color w:themeColor="accent1" w:themeShade="7f" w:val="243F60"/>
     </w:rPr>
   </w:style>
@@ -2816,7 +2858,7 @@
       <w:outlineLvl w:val="5"/>
     </w:pPr>
     <w:rPr>
-      <w:rFonts w:ascii="Calibri" w:hAnsi="Calibri" w:eastAsia="ＭＳ ゴシック" w:cs="" w:asciiTheme="majorHAnsi" w:cstheme="majorBidi" w:eastAsiaTheme="majorEastAsia" w:hAnsiTheme="majorHAnsi"/>
+      <w:rFonts w:ascii="Calibri" w:hAnsi="Calibri" w:eastAsia="" w:cs="" w:asciiTheme="majorHAnsi" w:cstheme="majorBidi" w:eastAsiaTheme="majorEastAsia" w:hAnsiTheme="majorHAnsi"/>
       <w:i/>
       <w:iCs/>
       <w:color w:themeColor="accent1" w:themeShade="7f" w:val="243F60"/>
@@ -2839,7 +2881,7 @@
       <w:outlineLvl w:val="6"/>
     </w:pPr>
     <w:rPr>
-      <w:rFonts w:ascii="Calibri" w:hAnsi="Calibri" w:eastAsia="ＭＳ ゴシック" w:cs="" w:asciiTheme="majorHAnsi" w:cstheme="majorBidi" w:eastAsiaTheme="majorEastAsia" w:hAnsiTheme="majorHAnsi"/>
+      <w:rFonts w:ascii="Calibri" w:hAnsi="Calibri" w:eastAsia="" w:cs="" w:asciiTheme="majorHAnsi" w:cstheme="majorBidi" w:eastAsiaTheme="majorEastAsia" w:hAnsiTheme="majorHAnsi"/>
       <w:i/>
       <w:iCs/>
       <w:color w:themeColor="text1" w:themeTint="bf" w:val="404040"/>
@@ -2862,7 +2904,7 @@
       <w:outlineLvl w:val="7"/>
     </w:pPr>
     <w:rPr>
-      <w:rFonts w:ascii="Calibri" w:hAnsi="Calibri" w:eastAsia="ＭＳ ゴシック" w:cs="" w:asciiTheme="majorHAnsi" w:cstheme="majorBidi" w:eastAsiaTheme="majorEastAsia" w:hAnsiTheme="majorHAnsi"/>
+      <w:rFonts w:ascii="Calibri" w:hAnsi="Calibri" w:eastAsia="" w:cs="" w:asciiTheme="majorHAnsi" w:cstheme="majorBidi" w:eastAsiaTheme="majorEastAsia" w:hAnsiTheme="majorHAnsi"/>
       <w:color w:themeColor="accent1" w:val="4F81BD"/>
       <w:sz w:val="20"/>
       <w:szCs w:val="20"/>
@@ -2885,7 +2927,7 @@
       <w:outlineLvl w:val="8"/>
     </w:pPr>
     <w:rPr>
-      <w:rFonts w:ascii="Calibri" w:hAnsi="Calibri" w:eastAsia="ＭＳ ゴシック" w:cs="" w:asciiTheme="majorHAnsi" w:cstheme="majorBidi" w:eastAsiaTheme="majorEastAsia" w:hAnsiTheme="majorHAnsi"/>
+      <w:rFonts w:ascii="Calibri" w:hAnsi="Calibri" w:eastAsia="" w:cs="" w:asciiTheme="majorHAnsi" w:cstheme="majorBidi" w:eastAsiaTheme="majorEastAsia" w:hAnsiTheme="majorHAnsi"/>
       <w:i/>
       <w:iCs/>
       <w:color w:themeColor="text1" w:themeTint="bf" w:val="404040"/>
@@ -2927,7 +2969,7 @@
     <w:qFormat/>
     <w:rsid w:val="00fc693f"/>
     <w:rPr>
-      <w:rFonts w:ascii="Calibri" w:hAnsi="Calibri" w:eastAsia="ＭＳ ゴシック" w:cs="" w:asciiTheme="majorHAnsi" w:cstheme="majorBidi" w:eastAsiaTheme="majorEastAsia" w:hAnsiTheme="majorHAnsi"/>
+      <w:rFonts w:ascii="Calibri" w:hAnsi="Calibri" w:eastAsia="" w:cs="" w:asciiTheme="majorHAnsi" w:cstheme="majorBidi" w:eastAsiaTheme="majorEastAsia" w:hAnsiTheme="majorHAnsi"/>
       <w:b/>
       <w:bCs/>
       <w:color w:themeColor="accent1" w:themeShade="bf" w:val="365F91"/>
@@ -2943,7 +2985,7 @@
     <w:qFormat/>
     <w:rsid w:val="00fc693f"/>
     <w:rPr>
-      <w:rFonts w:ascii="Calibri" w:hAnsi="Calibri" w:eastAsia="ＭＳ ゴシック" w:cs="" w:asciiTheme="majorHAnsi" w:cstheme="majorBidi" w:eastAsiaTheme="majorEastAsia" w:hAnsiTheme="majorHAnsi"/>
+      <w:rFonts w:ascii="Calibri" w:hAnsi="Calibri" w:eastAsia="" w:cs="" w:asciiTheme="majorHAnsi" w:cstheme="majorBidi" w:eastAsiaTheme="majorEastAsia" w:hAnsiTheme="majorHAnsi"/>
       <w:b/>
       <w:bCs/>
       <w:color w:themeColor="accent1" w:val="4F81BD"/>
@@ -2959,7 +3001,7 @@
     <w:qFormat/>
     <w:rsid w:val="00fc693f"/>
     <w:rPr>
-      <w:rFonts w:ascii="Calibri" w:hAnsi="Calibri" w:eastAsia="ＭＳ ゴシック" w:cs="" w:asciiTheme="majorHAnsi" w:cstheme="majorBidi" w:eastAsiaTheme="majorEastAsia" w:hAnsiTheme="majorHAnsi"/>
+      <w:rFonts w:ascii="Calibri" w:hAnsi="Calibri" w:eastAsia="" w:cs="" w:asciiTheme="majorHAnsi" w:cstheme="majorBidi" w:eastAsiaTheme="majorEastAsia" w:hAnsiTheme="majorHAnsi"/>
       <w:b/>
       <w:bCs/>
       <w:color w:themeColor="accent1" w:val="4F81BD"/>
@@ -2973,7 +3015,7 @@
     <w:qFormat/>
     <w:rsid w:val="00fc693f"/>
     <w:rPr>
-      <w:rFonts w:ascii="Calibri" w:hAnsi="Calibri" w:eastAsia="ＭＳ ゴシック" w:cs="" w:asciiTheme="majorHAnsi" w:cstheme="majorBidi" w:eastAsiaTheme="majorEastAsia" w:hAnsiTheme="majorHAnsi"/>
+      <w:rFonts w:ascii="Calibri" w:hAnsi="Calibri" w:eastAsia="" w:cs="" w:asciiTheme="majorHAnsi" w:cstheme="majorBidi" w:eastAsiaTheme="majorEastAsia" w:hAnsiTheme="majorHAnsi"/>
       <w:color w:themeColor="text2" w:themeShade="bf" w:val="17365D"/>
       <w:spacing w:val="5"/>
       <w:kern w:val="2"/>
@@ -2989,7 +3031,7 @@
     <w:qFormat/>
     <w:rsid w:val="00fc693f"/>
     <w:rPr>
-      <w:rFonts w:ascii="Calibri" w:hAnsi="Calibri" w:eastAsia="ＭＳ ゴシック" w:cs="" w:asciiTheme="majorHAnsi" w:cstheme="majorBidi" w:eastAsiaTheme="majorEastAsia" w:hAnsiTheme="majorHAnsi"/>
+      <w:rFonts w:ascii="Calibri" w:hAnsi="Calibri" w:eastAsia="" w:cs="" w:asciiTheme="majorHAnsi" w:cstheme="majorBidi" w:eastAsiaTheme="majorEastAsia" w:hAnsiTheme="majorHAnsi"/>
       <w:i/>
       <w:iCs/>
       <w:color w:themeColor="accent1" w:val="4F81BD"/>
@@ -3062,7 +3104,7 @@
     <w:qFormat/>
     <w:rsid w:val="00fc693f"/>
     <w:rPr>
-      <w:rFonts w:ascii="Calibri" w:hAnsi="Calibri" w:eastAsia="ＭＳ ゴシック" w:cs="" w:asciiTheme="majorHAnsi" w:cstheme="majorBidi" w:eastAsiaTheme="majorEastAsia" w:hAnsiTheme="majorHAnsi"/>
+      <w:rFonts w:ascii="Calibri" w:hAnsi="Calibri" w:eastAsia="" w:cs="" w:asciiTheme="majorHAnsi" w:cstheme="majorBidi" w:eastAsiaTheme="majorEastAsia" w:hAnsiTheme="majorHAnsi"/>
       <w:b/>
       <w:bCs/>
       <w:i/>
@@ -3079,7 +3121,7 @@
     <w:qFormat/>
     <w:rsid w:val="00fc693f"/>
     <w:rPr>
-      <w:rFonts w:ascii="Calibri" w:hAnsi="Calibri" w:eastAsia="ＭＳ ゴシック" w:cs="" w:asciiTheme="majorHAnsi" w:cstheme="majorBidi" w:eastAsiaTheme="majorEastAsia" w:hAnsiTheme="majorHAnsi"/>
+      <w:rFonts w:ascii="Calibri" w:hAnsi="Calibri" w:eastAsia="" w:cs="" w:asciiTheme="majorHAnsi" w:cstheme="majorBidi" w:eastAsiaTheme="majorEastAsia" w:hAnsiTheme="majorHAnsi"/>
       <w:color w:themeColor="accent1" w:themeShade="7f" w:val="243F60"/>
     </w:rPr>
   </w:style>
@@ -3092,7 +3134,7 @@
     <w:qFormat/>
     <w:rsid w:val="00fc693f"/>
     <w:rPr>
-      <w:rFonts w:ascii="Calibri" w:hAnsi="Calibri" w:eastAsia="ＭＳ ゴシック" w:cs="" w:asciiTheme="majorHAnsi" w:cstheme="majorBidi" w:eastAsiaTheme="majorEastAsia" w:hAnsiTheme="majorHAnsi"/>
+      <w:rFonts w:ascii="Calibri" w:hAnsi="Calibri" w:eastAsia="" w:cs="" w:asciiTheme="majorHAnsi" w:cstheme="majorBidi" w:eastAsiaTheme="majorEastAsia" w:hAnsiTheme="majorHAnsi"/>
       <w:i/>
       <w:iCs/>
       <w:color w:themeColor="accent1" w:themeShade="7f" w:val="243F60"/>
@@ -3107,7 +3149,7 @@
     <w:qFormat/>
     <w:rsid w:val="00fc693f"/>
     <w:rPr>
-      <w:rFonts w:ascii="Calibri" w:hAnsi="Calibri" w:eastAsia="ＭＳ ゴシック" w:cs="" w:asciiTheme="majorHAnsi" w:cstheme="majorBidi" w:eastAsiaTheme="majorEastAsia" w:hAnsiTheme="majorHAnsi"/>
+      <w:rFonts w:ascii="Calibri" w:hAnsi="Calibri" w:eastAsia="" w:cs="" w:asciiTheme="majorHAnsi" w:cstheme="majorBidi" w:eastAsiaTheme="majorEastAsia" w:hAnsiTheme="majorHAnsi"/>
       <w:i/>
       <w:iCs/>
       <w:color w:themeColor="text1" w:themeTint="bf" w:val="404040"/>
@@ -3122,7 +3164,7 @@
     <w:qFormat/>
     <w:rsid w:val="00fc693f"/>
     <w:rPr>
-      <w:rFonts w:ascii="Calibri" w:hAnsi="Calibri" w:eastAsia="ＭＳ ゴシック" w:cs="" w:asciiTheme="majorHAnsi" w:cstheme="majorBidi" w:eastAsiaTheme="majorEastAsia" w:hAnsiTheme="majorHAnsi"/>
+      <w:rFonts w:ascii="Calibri" w:hAnsi="Calibri" w:eastAsia="" w:cs="" w:asciiTheme="majorHAnsi" w:cstheme="majorBidi" w:eastAsiaTheme="majorEastAsia" w:hAnsiTheme="majorHAnsi"/>
       <w:color w:themeColor="accent1" w:val="4F81BD"/>
       <w:sz w:val="20"/>
       <w:szCs w:val="20"/>
@@ -3137,7 +3179,7 @@
     <w:qFormat/>
     <w:rsid w:val="00fc693f"/>
     <w:rPr>
-      <w:rFonts w:ascii="Calibri" w:hAnsi="Calibri" w:eastAsia="ＭＳ ゴシック" w:cs="" w:asciiTheme="majorHAnsi" w:cstheme="majorBidi" w:eastAsiaTheme="majorEastAsia" w:hAnsiTheme="majorHAnsi"/>
+      <w:rFonts w:ascii="Calibri" w:hAnsi="Calibri" w:eastAsia="" w:cs="" w:asciiTheme="majorHAnsi" w:cstheme="majorBidi" w:eastAsiaTheme="majorEastAsia" w:hAnsiTheme="majorHAnsi"/>
       <w:i/>
       <w:iCs/>
       <w:color w:themeColor="text1" w:themeTint="bf" w:val="404040"/>
@@ -3367,12 +3409,13 @@
     <w:rsid w:val="00fc693f"/>
     <w:pPr>
       <w:widowControl/>
+      <w:suppressAutoHyphens w:val="true"/>
       <w:bidi w:val="0"/>
       <w:spacing w:lineRule="auto" w:line="240" w:before="0" w:after="0"/>
       <w:jc w:val="left"/>
     </w:pPr>
     <w:rPr>
-      <w:rFonts w:ascii="Cambria" w:hAnsi="Cambria" w:eastAsia="ＭＳ 明朝" w:cs="" w:asciiTheme="minorHAnsi" w:cstheme="minorBidi" w:eastAsiaTheme="minorEastAsia" w:hAnsiTheme="minorHAnsi"/>
+      <w:rFonts w:ascii="Cambria" w:hAnsi="Cambria" w:eastAsia="" w:cs="" w:asciiTheme="minorHAnsi" w:cstheme="minorBidi" w:eastAsiaTheme="minorEastAsia" w:hAnsiTheme="minorHAnsi"/>
       <w:color w:val="auto"/>
       <w:kern w:val="0"/>
       <w:sz w:val="22"/>
@@ -3396,7 +3439,7 @@
       <w:contextualSpacing/>
     </w:pPr>
     <w:rPr>
-      <w:rFonts w:ascii="Calibri" w:hAnsi="Calibri" w:eastAsia="ＭＳ ゴシック" w:cs="" w:asciiTheme="majorHAnsi" w:cstheme="majorBidi" w:eastAsiaTheme="majorEastAsia" w:hAnsiTheme="majorHAnsi"/>
+      <w:rFonts w:ascii="Calibri" w:hAnsi="Calibri" w:eastAsia="" w:cs="" w:asciiTheme="majorHAnsi" w:cstheme="majorBidi" w:eastAsiaTheme="majorEastAsia" w:hAnsiTheme="majorHAnsi"/>
       <w:color w:themeColor="text2" w:themeShade="bf" w:val="17365D"/>
       <w:spacing w:val="5"/>
       <w:kern w:val="2"/>
@@ -3414,7 +3457,7 @@
     <w:rsid w:val="00fc693f"/>
     <w:pPr/>
     <w:rPr>
-      <w:rFonts w:ascii="Calibri" w:hAnsi="Calibri" w:eastAsia="ＭＳ ゴシック" w:cs="" w:asciiTheme="majorHAnsi" w:cstheme="majorBidi" w:eastAsiaTheme="majorEastAsia" w:hAnsiTheme="majorHAnsi"/>
+      <w:rFonts w:ascii="Calibri" w:hAnsi="Calibri" w:eastAsia="" w:cs="" w:asciiTheme="majorHAnsi" w:cstheme="majorBidi" w:eastAsiaTheme="majorEastAsia" w:hAnsiTheme="majorHAnsi"/>
       <w:i/>
       <w:iCs/>
       <w:color w:themeColor="accent1" w:val="4F81BD"/>
@@ -3647,12 +3690,13 @@
         <w:tab w:val="left" w:pos="3456" w:leader="none"/>
         <w:tab w:val="left" w:pos="4032" w:leader="none"/>
       </w:tabs>
+      <w:suppressAutoHyphens w:val="true"/>
       <w:bidi w:val="0"/>
       <w:spacing w:lineRule="auto" w:line="276" w:before="0" w:after="200"/>
       <w:jc w:val="left"/>
     </w:pPr>
     <w:rPr>
-      <w:rFonts w:ascii="Courier" w:hAnsi="Courier" w:eastAsia="ＭＳ 明朝" w:cs="" w:cstheme="minorBidi" w:eastAsiaTheme="minorEastAsia"/>
+      <w:rFonts w:ascii="Courier" w:hAnsi="Courier" w:eastAsia="" w:cs="" w:cstheme="minorBidi" w:eastAsiaTheme="minorEastAsia"/>
       <w:color w:val="auto"/>
       <w:kern w:val="0"/>
       <w:sz w:val="20"/>
@@ -6850,7 +6894,6 @@
       <w:pPr>
         <w:spacing w:before="0" w:after="0" w:line="240" w:lineRule="auto"/>
       </w:pPr>
-      <w:rPr/>
       <w:tblPr/>
       <w:tcPr>
         <w:tcBorders>
@@ -6996,7 +7039,6 @@
       <w:pPr>
         <w:spacing w:before="0" w:after="0" w:line="240" w:lineRule="auto"/>
       </w:pPr>
-      <w:rPr/>
       <w:tblPr/>
       <w:tcPr>
         <w:tcBorders>
@@ -7142,7 +7184,6 @@
       <w:pPr>
         <w:spacing w:before="0" w:after="0" w:line="240" w:lineRule="auto"/>
       </w:pPr>
-      <w:rPr/>
       <w:tblPr/>
       <w:tcPr>
         <w:tcBorders>
@@ -7288,7 +7329,6 @@
       <w:pPr>
         <w:spacing w:before="0" w:after="0" w:line="240" w:lineRule="auto"/>
       </w:pPr>
-      <w:rPr/>
       <w:tblPr/>
       <w:tcPr>
         <w:tcBorders>
@@ -7434,7 +7474,6 @@
       <w:pPr>
         <w:spacing w:before="0" w:after="0" w:line="240" w:lineRule="auto"/>
       </w:pPr>
-      <w:rPr/>
       <w:tblPr/>
       <w:tcPr>
         <w:tcBorders>
@@ -7580,7 +7619,6 @@
       <w:pPr>
         <w:spacing w:before="0" w:after="0" w:line="240" w:lineRule="auto"/>
       </w:pPr>
-      <w:rPr/>
       <w:tblPr/>
       <w:tcPr>
         <w:tcBorders>
@@ -7726,7 +7764,6 @@
       <w:pPr>
         <w:spacing w:before="0" w:after="0" w:line="240" w:lineRule="auto"/>
       </w:pPr>
-      <w:rPr/>
       <w:tblPr/>
       <w:tcPr>
         <w:tcBorders>
